--- a/cf/jm/u/files/u067.docx
+++ b/cf/jm/u/files/u067.docx
@@ -20,7 +20,7 @@
     </w:p>
     <w:p>
       <w:r>
-        <w:t>請針對每個題目，把答案填在「回答：」後面（越具體越好）；填好後請放回您的部門資料夾即可，不需回信。</w:t>
+        <w:t>這份問卷是想更了解您的實際作業，好把您的 AI 助理做得更貼近需求。第一部分請把答案填在「回答：」後面（越具體越好）；第二部分只是先讓您了解，之後用的時候再一起調整，不用現在填。填好後放回您的部門資料夾即可，不需回信。</w:t>
       </w:r>
     </w:p>
     <w:p>
@@ -32,8 +32,16 @@
       </w:r>
     </w:p>
     <w:p>
+      <w:pPr>
+        <w:pStyle w:val="Heading2"/>
+      </w:pPr>
       <w:r>
-        <w:t>1. 核對是以料號為鍵逐筆對應嗎？同料號在兩表可能有多列（分儲位）時如何處理？</w:t>
+        <w:t>一、請您提供或確認的事情</w:t>
+      </w:r>
+    </w:p>
+    <w:p>
+      <w:r>
+        <w:t>1. 你要 AI 幫忙的是核對「發料單」和「備料清單」內容一不一致，對嗎？</w:t>
       </w:r>
     </w:p>
     <w:p>
@@ -43,7 +51,7 @@
     </w:p>
     <w:p>
       <w:r>
-        <w:t>2. 料號比對要不要區分大小寫與後綴？品名不一致但料號相同要視為異常嗎？</w:t>
+        <w:t>2. 兩份資料都是生管給的 Excel，AI 拿到就能逐筆比對</w:t>
       </w:r>
     </w:p>
     <w:p>
@@ -53,7 +61,7 @@
     </w:p>
     <w:p>
       <w:r>
-        <w:t>3. 除了數量，儲位不一致也要標差異嗎？</w:t>
+        <w:t>3. 你希望 AI 用什麼當比對的鍵？（通常是料號，逐筆對品名、數量、儲位一不一樣）</w:t>
       </w:r>
     </w:p>
     <w:p>
@@ -63,7 +71,7 @@
     </w:p>
     <w:p>
       <w:r>
-        <w:t>4. 生管提供的 Excel 是否固定格式？會不會有標題列或合併儲存格需先攤平？</w:t>
+        <w:t>4. 比對要抓哪些狀況？（數量不符、料號只在其中一邊有、品名不同）</w:t>
       </w:r>
     </w:p>
     <w:p>
@@ -73,7 +81,7 @@
     </w:p>
     <w:p>
       <w:r>
-        <w:t>5. 差異彙總要不要分類統計（數量差異幾筆、單邊項幾筆）？</w:t>
+        <w:t>5. 你希望結果怎麼呈現？（一張表標出每筆狀態，再加一段差異彙總）</w:t>
       </w:r>
     </w:p>
     <w:p>
@@ -83,12 +91,45 @@
     </w:p>
     <w:p>
       <w:r>
-        <w:t>6. 核對結果存公用槽，是否需要 AI 產出可下載 Excel？</w:t>
+        <w:t>6. 料號比對有沒有眉角？（大小寫算不算同一個、後綴要不要一起比）先講清楚 AI 才不誤判</w:t>
       </w:r>
     </w:p>
     <w:p>
       <w:r>
         <w:t>回答：</w:t>
+      </w:r>
+    </w:p>
+    <w:p>
+      <w:pPr>
+        <w:pStyle w:val="Heading2"/>
+      </w:pPr>
+      <w:r>
+        <w:t>二、要用了之後、跟 AI 一起調整的事情（先了解即可，不用現在填）</w:t>
+      </w:r>
+    </w:p>
+    <w:p>
+      <w:r>
+        <w:t>• 前幾次用 AI 的核對結果自己再抽查，比錯就當場糾正它的比對規則</w:t>
+      </w:r>
+    </w:p>
+    <w:p>
+      <w:r>
+        <w:t>• 如果它把某料號誤標成「只在一邊」，檢查是不是料號寫法不同（多空格、大小寫），把規則補給它</w:t>
+      </w:r>
+    </w:p>
+    <w:p>
+      <w:r>
+        <w:t>• 它標「待補」的欄位是它不確定的，補上正確值再讓它完成</w:t>
+      </w:r>
+    </w:p>
+    <w:p>
+      <w:r>
+        <w:t>• 把儲位對照表給它，比對儲位就不會出錯</w:t>
+      </w:r>
+    </w:p>
+    <w:p>
+      <w:r>
+        <w:t>• 這題資料已經是電子檔，用起來會很順，最後判斷還是你來確認</w:t>
       </w:r>
     </w:p>
     <w:p/>
